--- a/courts/fifth-circuit/mississippi/state/court-of-appeals/answering-brief/usage/OUTPUT-answering-brief.docx
+++ b/courts/fifth-circuit/mississippi/state/court-of-appeals/answering-brief/usage/OUTPUT-answering-brief.docx
@@ -5529,6 +5529,7 @@
     <w:unhideWhenUsed/>
     <w:qFormat/>
     <w:pPr>
+      <w:keepLines/>
       <w:spacing w:before="0" w:after="120" w:line="253" w:lineRule="exact"/>
     </w:pPr>
     <w:rPr>
@@ -5779,6 +5780,33 @@
     <w:pPr>
       <w:spacing w:before="0" w:after="0" w:line="276" w:lineRule="exact"/>
       <w:ind w:left="2160" w:hanging="720"/>
+    </w:pPr>
+  </w:style>
+  <w:style w:type="paragraph" w:customStyle="1" w:styleId="XdQuoteList1">
+    <w:name w:val="Xd Quote List 1"/>
+    <w:basedOn w:val="Normal"/>
+    <w:qFormat/>
+    <w:pPr>
+      <w:spacing w:before="0" w:after="0" w:line="276" w:lineRule="exact"/>
+      <w:ind w:left="1440" w:right="720" w:hanging="720"/>
+    </w:pPr>
+  </w:style>
+  <w:style w:type="paragraph" w:customStyle="1" w:styleId="XdQuoteList2">
+    <w:name w:val="Xd Quote List 2"/>
+    <w:basedOn w:val="Normal"/>
+    <w:qFormat/>
+    <w:pPr>
+      <w:spacing w:before="0" w:after="0" w:line="276" w:lineRule="exact"/>
+      <w:ind w:left="2160" w:right="720" w:hanging="720"/>
+    </w:pPr>
+  </w:style>
+  <w:style w:type="paragraph" w:customStyle="1" w:styleId="XdQuoteList3">
+    <w:name w:val="Xd Quote List 3"/>
+    <w:basedOn w:val="Normal"/>
+    <w:qFormat/>
+    <w:pPr>
+      <w:spacing w:before="0" w:after="0" w:line="276" w:lineRule="exact"/>
+      <w:ind w:left="2880" w:right="720" w:hanging="720"/>
     </w:pPr>
   </w:style>
   <w:style w:type="paragraph" w:customStyle="1" w:styleId="SourceCode">

--- a/courts/fifth-circuit/mississippi/state/court-of-appeals/answering-brief/usage/OUTPUT-answering-brief.docx
+++ b/courts/fifth-circuit/mississippi/state/court-of-appeals/answering-brief/usage/OUTPUT-answering-brief.docx
@@ -155,9 +155,7 @@
         <w:t xml:space="preserve"> </w:t>
       </w:r>
       <w:r>
-        <w:t xml:space="preserve">2019-KA</w:t>
-        <w:noBreakHyphen/>
-        <w:t xml:space="preserve">0024</w:t>
+        <w:t xml:space="preserve">2019-KA-⁠0024</w:t>
       </w:r>
     </w:p>
     <w:p>
@@ -804,9 +802,7 @@
               <w:t xml:space="preserve"> </w:t>
             </w:r>
             <w:r>
-              <w:t xml:space="preserve">39205</w:t>
-              <w:noBreakHyphen/>
-              <w:t xml:space="preserve">0220</w:t>
+              <w:t xml:space="preserve">39205-⁠0220</w:t>
             </w:r>
           </w:p>
           <w:p>
@@ -828,9 +824,7 @@
               <w:t xml:space="preserve"> </w:t>
             </w:r>
             <w:r>
-              <w:t xml:space="preserve">359</w:t>
-              <w:noBreakHyphen/>
-              <w:t xml:space="preserve">3680</w:t>
+              <w:t xml:space="preserve">359-⁠3680</w:t>
             </w:r>
           </w:p>
         </w:tc>
@@ -2253,16 +2247,7 @@
         <w:pStyle w:val="BodyText"/>
       </w:pPr>
       <w:r>
-        <w:t xml:space="preserve">When law enforcement arrived, they found the Appellant and his wife there. One of the officers asked the Appellant if he would consent to a search of his person. The Appellant gave consent, and the officer found a can inside one of the Appellant’s pockets that contained a substance subsequently identified as being 2.16 grams of methamphetamine. ( R. Vol. 3, pp. 137</w:t>
-      </w:r>
-      <w:r>
-        <w:t xml:space="preserve"> </w:t>
-      </w:r>
-      <w:r>
-        <w:noBreakHyphen/>
-      </w:r>
-      <w:r>
-        <w:t xml:space="preserve">180).</w:t>
+        <w:t xml:space="preserve">When law enforcement arrived, they found the Appellant and his wife there. One of the officers asked the Appellant if he would consent to a search of his person. The Appellant gave consent, and the officer found a can inside one of the Appellant’s pockets that contained a substance subsequently identified as being 2.16 grams of methamphetamine. ( R. Vol. 3, pp. 137 -⁠180).</w:t>
       </w:r>
     </w:p>
     <w:p>
@@ -2810,13 +2795,7 @@
         <w:pStyle w:val="BodyText"/>
       </w:pPr>
       <w:r>
-        <w:t xml:space="preserve">The Appellant denied having given consent for entry into the trailer and denied having given consent to a search of his person. ( R. Vol. 2, pp. 49</w:t>
-      </w:r>
-      <w:r>
-        <w:noBreakHyphen/>
-      </w:r>
-      <w:r>
-        <w:t xml:space="preserve">53). He did admit that Brooks had told him that he had to leave the premises. ( R. Vol. 2, pg. 55). The Appellant denied having ever seen the can with the methamphetamine. He thought that Jason might have had one like it, though. He denied ever having possessed the can and its contents. ( R. Vol. 2, pp. 56 - 57).</w:t>
+        <w:t xml:space="preserve">The Appellant denied having given consent for entry into the trailer and denied having given consent to a search of his person. ( R. Vol. 2, pp. 49-⁠53). He did admit that Brooks had told him that he had to leave the premises. ( R. Vol. 2, pg. 55). The Appellant denied having ever seen the can with the methamphetamine. He thought that Jason might have had one like it, though. He denied ever having possessed the can and its contents. ( R. Vol. 2, pp. 56 - 57).</w:t>
       </w:r>
     </w:p>
     <w:p>
@@ -3733,9 +3712,7 @@
               <w:t xml:space="preserve"> </w:t>
             </w:r>
             <w:r>
-              <w:t xml:space="preserve">39205</w:t>
-              <w:noBreakHyphen/>
-              <w:t xml:space="preserve">0220</w:t>
+              <w:t xml:space="preserve">39205-⁠0220</w:t>
             </w:r>
           </w:p>
           <w:p>
@@ -3757,9 +3734,7 @@
               <w:t xml:space="preserve"> </w:t>
             </w:r>
             <w:r>
-              <w:t xml:space="preserve">359</w:t>
-              <w:noBreakHyphen/>
-              <w:t xml:space="preserve">3680</w:t>
+              <w:t xml:space="preserve">359-⁠3680</w:t>
             </w:r>
           </w:p>
         </w:tc>
@@ -4126,9 +4101,7 @@
         <w:t xml:space="preserve"> </w:t>
       </w:r>
       <w:r>
-        <w:t xml:space="preserve">39207</w:t>
-        <w:noBreakHyphen/>
-        <w:t xml:space="preserve">3510.</w:t>
+        <w:t xml:space="preserve">39207-⁠3510.</w:t>
       </w:r>
       <w:r>
         <w:t xml:space="preserve"> </w:t>
@@ -4668,9 +4641,7 @@
         <w:t xml:space="preserve"> </w:t>
       </w:r>
       <w:r>
-        <w:t xml:space="preserve">39205</w:t>
-        <w:noBreakHyphen/>
-        <w:t xml:space="preserve">0220</w:t>
+        <w:t xml:space="preserve">39205-⁠0220</w:t>
       </w:r>
     </w:p>
     <w:p>
@@ -4692,9 +4663,7 @@
         <w:t xml:space="preserve"> </w:t>
       </w:r>
       <w:r>
-        <w:t xml:space="preserve">359</w:t>
-        <w:noBreakHyphen/>
-        <w:t xml:space="preserve">3680</w:t>
+        <w:t xml:space="preserve">359-⁠3680</w:t>
       </w:r>
     </w:p>
     <w:sectPr>
@@ -5530,7 +5499,7 @@
     <w:qFormat/>
     <w:pPr>
       <w:keepLines/>
-      <w:spacing w:before="0" w:after="120" w:line="253" w:lineRule="exact"/>
+      <w:spacing w:before="26" w:after="120" w:line="253" w:lineRule="exact"/>
     </w:pPr>
     <w:rPr>
       <w:sz w:val="22"/>
